--- a/founders-lab/Module_5_Financial_Plan_ANSWERS.docx
+++ b/founders-lab/Module_5_Financial_Plan_ANSWERS.docx
@@ -156,7 +156,7 @@
               <w:rPr>
                 <w:sz w:val="20"/>
               </w:rPr>
-              <w:t>Founders Lab Cohort 1, 2026</w:t>
+              <w:t>Founders Lab Cohort 2, 2026</w:t>
             </w:r>
           </w:p>
         </w:tc>
